--- a/uploads/Proposta/Proposta_RD NOTÁVEIS_.docx
+++ b/uploads/Proposta/Proposta_RD NOTÁVEIS_.docx
@@ -1418,7 +1418,7 @@
           <w:i/>
           <w:iCs/>
         </w:rPr>
-        <w:t xml:space="preserve">15/12/2025</w:t>
+        <w:t xml:space="preserve">24/02/2026</w:t>
       </w:r>
     </w:p>
     <w:p>

--- a/uploads/Proposta/Proposta_RD NOTÁVEIS_.docx
+++ b/uploads/Proposta/Proposta_RD NOTÁVEIS_.docx
@@ -123,7 +123,7 @@
                 <w:szCs w:val="24"/>
                 <w:u w:val="single"/>
               </w:rPr>
-              <w:t xml:space="preserve">ATMO COMUNICAÇÃO DIGITAL LTDA.</w:t>
+              <w:t xml:space="preserve">PROSPECT</w:t>
             </w:r>
           </w:p>
         </w:tc>
@@ -333,7 +333,7 @@
                 <w:szCs w:val="24"/>
                 <w:u w:val="single"/>
               </w:rPr>
-              <w:t xml:space="preserve">PAVILHÃO 1, PAVILHÃO 2, PAVILHÃO 3</w:t>
+              <w:t xml:space="preserve">PAVILHÃO 3, PAVILHÃO 4, PAVILHÃO 5</w:t>
             </w:r>
           </w:p>
         </w:tc>
@@ -389,7 +389,7 @@
                 <w:szCs w:val="24"/>
                 <w:u w:val="single"/>
               </w:rPr>
-              <w:t xml:space="preserve">02/03/2026 ATÉ: 02/03/2026</w:t>
+              <w:t xml:space="preserve">01/03/2027 ATÉ: 01/03/2027</w:t>
             </w:r>
           </w:p>
         </w:tc>
@@ -445,7 +445,7 @@
                 <w:szCs w:val="24"/>
                 <w:u w:val="single"/>
               </w:rPr>
-              <w:t xml:space="preserve">03/03/2026 ATÉ: 05/03/2026</w:t>
+              <w:t xml:space="preserve">01/03/2027 ATÉ: 03/03/2027</w:t>
             </w:r>
           </w:p>
         </w:tc>
@@ -501,7 +501,7 @@
                 <w:szCs w:val="24"/>
                 <w:u w:val="single"/>
               </w:rPr>
-              <w:t xml:space="preserve">06/03/2026 ATÉ: 07/03/2026</w:t>
+              <w:t xml:space="preserve">04/03/2027 ATÉ: 06/03/2027</w:t>
             </w:r>
           </w:p>
         </w:tc>
@@ -564,7 +564,7 @@
                 <w:szCs w:val="24"/>
                 <w:u w:val="single"/>
               </w:rPr>
-              <w:t xml:space="preserve">08/03/2026 ATÉ: 08/03/2026</w:t>
+              <w:t xml:space="preserve">07/03/2027 ATÉ: 07/03/2027</w:t>
             </w:r>
           </w:p>
         </w:tc>
@@ -944,7 +944,7 @@
           <w:sz w:val="24"/>
           <w:szCs w:val="24"/>
         </w:rPr>
-        <w:t xml:space="preserve">• 3 Recepcionista Mono, (GUARDA VOLUMES), 2 Diária(s), de: 06/03/2026 até: 07/03/2026</w:t>
+        <w:t xml:space="preserve">• 1 Coordenador Operacional 1, (GERENTE), 9 Diária(s), de: 27/02/2027 até: 07/03/2027</w:t>
       </w:r>
     </w:p>
     <w:p>
@@ -964,7 +964,87 @@
           <w:sz w:val="24"/>
           <w:szCs w:val="24"/>
         </w:rPr>
-        <w:t xml:space="preserve">• 3 Recepcionista Mono, (GUARDA VOLUMES), 2 Diária(s), de: 06/03/2026 até: 07/03/2026</w:t>
+        <w:t xml:space="preserve">• 4 Ajudante De MarcaçãO, (S), 1 Diária(s), de: 01/03/2027 até: 01/03/2027</w:t>
+      </w:r>
+    </w:p>
+    <w:p>
+      <w:pPr>
+        <w:pStyle w:val="PargrafodaLista"/>
+        <w:spacing w:line="285" w:lineRule="atLeast"/>
+        <w:ind w:left="0"/>
+        <w:rPr>
+          <w:rFonts w:ascii="Abel" w:hAnsi="Abel"/>
+          <w:sz w:val="24"/>
+          <w:szCs w:val="24"/>
+        </w:rPr>
+      </w:pPr>
+      <w:r>
+        <w:rPr>
+          <w:rFonts w:ascii="Abel" w:hAnsi="Abel"/>
+          <w:sz w:val="24"/>
+          <w:szCs w:val="24"/>
+        </w:rPr>
+        <w:t xml:space="preserve">• 1 Coordenador De ServiçOs, (S), 7 Diária(s), de: 01/03/2027 até: 07/03/2027</w:t>
+      </w:r>
+    </w:p>
+    <w:p>
+      <w:pPr>
+        <w:pStyle w:val="PargrafodaLista"/>
+        <w:spacing w:line="285" w:lineRule="atLeast"/>
+        <w:ind w:left="0"/>
+        <w:rPr>
+          <w:rFonts w:ascii="Abel" w:hAnsi="Abel"/>
+          <w:sz w:val="24"/>
+          <w:szCs w:val="24"/>
+        </w:rPr>
+      </w:pPr>
+      <w:r>
+        <w:rPr>
+          <w:rFonts w:ascii="Abel" w:hAnsi="Abel"/>
+          <w:sz w:val="24"/>
+          <w:szCs w:val="24"/>
+        </w:rPr>
+        <w:t xml:space="preserve">• 10 Fiscal De MarcaçãO, (S), 1 Diária(s), de: 01/03/2027 até: 01/03/2027</w:t>
+      </w:r>
+    </w:p>
+    <w:p>
+      <w:pPr>
+        <w:pStyle w:val="PargrafodaLista"/>
+        <w:spacing w:line="285" w:lineRule="atLeast"/>
+        <w:ind w:left="0"/>
+        <w:rPr>
+          <w:rFonts w:ascii="Abel" w:hAnsi="Abel"/>
+          <w:sz w:val="24"/>
+          <w:szCs w:val="24"/>
+        </w:rPr>
+      </w:pPr>
+      <w:r>
+        <w:rPr>
+          <w:rFonts w:ascii="Abel" w:hAnsi="Abel"/>
+          <w:sz w:val="24"/>
+          <w:szCs w:val="24"/>
+        </w:rPr>
+        <w:t xml:space="preserve">• 10 Fiscal Diurno, (S), 7 Diária(s), de: 01/03/2027 até: 07/03/2027</w:t>
+      </w:r>
+    </w:p>
+    <w:p>
+      <w:pPr>
+        <w:pStyle w:val="PargrafodaLista"/>
+        <w:spacing w:line="285" w:lineRule="atLeast"/>
+        <w:ind w:left="0"/>
+        <w:rPr>
+          <w:rFonts w:ascii="Abel" w:hAnsi="Abel"/>
+          <w:sz w:val="24"/>
+          <w:szCs w:val="24"/>
+        </w:rPr>
+      </w:pPr>
+      <w:r>
+        <w:rPr>
+          <w:rFonts w:ascii="Abel" w:hAnsi="Abel"/>
+          <w:sz w:val="24"/>
+          <w:szCs w:val="24"/>
+        </w:rPr>
+        <w:t xml:space="preserve">• 3 Fiscal Noturno, (S), 7 Diária(s), de: 01/03/2027 até: 07/03/2027</w:t>
       </w:r>
     </w:p>
     <w:p>
@@ -1221,7 +1301,7 @@
           <w:sz w:val="24"/>
           <w:szCs w:val="24"/>
         </w:rPr>
-        <w:t xml:space="preserve">2026</w:t>
+        <w:t xml:space="preserve">2027</w:t>
       </w:r>
       <w:r>
         <w:rPr>
@@ -1239,7 +1319,7 @@
           <w:sz w:val="24"/>
           <w:szCs w:val="24"/>
         </w:rPr>
-        <w:t xml:space="preserve">R$ 8.468,06</w:t>
+        <w:t xml:space="preserve">R$ 93.435,20</w:t>
       </w:r>
       <w:r>
         <w:rPr>
@@ -1418,7 +1498,7 @@
           <w:i/>
           <w:iCs/>
         </w:rPr>
-        <w:t xml:space="preserve">24/02/2026</w:t>
+        <w:t xml:space="preserve">19/08/2026</w:t>
       </w:r>
     </w:p>
     <w:p>
